--- a/Наладчик контрольно-измерительных приборов и автоматики/профессиональной подготовки 14919 Наладчик контрольно-измерительных приборов и автоматики/Лекции ОП.08. Основы программируемых логических контроллеров (ПЛК) и SCADA-систем.docx
+++ b/Наладчик контрольно-измерительных приборов и автоматики/профессиональной подготовки 14919 Наладчик контрольно-измерительных приборов и автоматики/Лекции ОП.08. Основы программируемых логических контроллеров (ПЛК) и SCADA-систем.docx
@@ -252,6 +252,599 @@
           <w:sz w:val="28"/>
         </w:rPr>
         <w:t>При наладке ПЛК наладчик использует функции принудительного управления (Force) для проверки работы выходов без участия программы, режим мониторинга для наблюдения за ходом выполнения программы, и точек останова (Breakpoint) для приостановки выполнения в заданных местах. Все изменения, вносимые в программу при наладке, документируются и согласовываются с проектировщиком. По завершении наладки создаётся архивная копия программы.</w:t>
+      </w:r>
+    </w:p>
+    <w:p/>
+    <w:tbl>
+      <w:tblPr>
+        <w:tblStyle w:val="TableGrid"/>
+        <w:tblW w:type="auto" w:w="0"/>
+        <w:tblLook w:firstColumn="1" w:firstRow="1" w:lastColumn="0" w:lastRow="0" w:noHBand="0" w:noVBand="1" w:val="04A0"/>
+      </w:tblPr>
+      <w:tblGrid>
+        <w:gridCol w:w="1728"/>
+        <w:gridCol w:w="1728"/>
+        <w:gridCol w:w="1728"/>
+        <w:gridCol w:w="1728"/>
+        <w:gridCol w:w="1728"/>
+      </w:tblGrid>
+      <w:tr>
+        <w:tc>
+          <w:tcPr>
+            <w:tcW w:type="dxa" w:w="1728"/>
+            <w:shd w:fill="4472C4"/>
+          </w:tcPr>
+          <w:p>
+            <w:pPr>
+              <w:jc w:val="center"/>
+            </w:pPr>
+            <w:r>
+              <w:rPr>
+                <w:b/>
+                <w:color w:val="FFFFFF"/>
+                <w:sz w:val="20"/>
+              </w:rPr>
+              <w:t>Параметр</w:t>
+            </w:r>
+          </w:p>
+        </w:tc>
+        <w:tc>
+          <w:tcPr>
+            <w:tcW w:type="dxa" w:w="1728"/>
+            <w:shd w:fill="4472C4"/>
+          </w:tcPr>
+          <w:p>
+            <w:pPr>
+              <w:jc w:val="center"/>
+            </w:pPr>
+            <w:r>
+              <w:rPr>
+                <w:b/>
+                <w:color w:val="FFFFFF"/>
+                <w:sz w:val="20"/>
+              </w:rPr>
+              <w:t>Siemens S7-1200</w:t>
+            </w:r>
+          </w:p>
+        </w:tc>
+        <w:tc>
+          <w:tcPr>
+            <w:tcW w:type="dxa" w:w="1728"/>
+            <w:shd w:fill="4472C4"/>
+          </w:tcPr>
+          <w:p>
+            <w:pPr>
+              <w:jc w:val="center"/>
+            </w:pPr>
+            <w:r>
+              <w:rPr>
+                <w:b/>
+                <w:color w:val="FFFFFF"/>
+                <w:sz w:val="20"/>
+              </w:rPr>
+              <w:t>Овен ПЛК110</w:t>
+            </w:r>
+          </w:p>
+        </w:tc>
+        <w:tc>
+          <w:tcPr>
+            <w:tcW w:type="dxa" w:w="1728"/>
+            <w:shd w:fill="4472C4"/>
+          </w:tcPr>
+          <w:p>
+            <w:pPr>
+              <w:jc w:val="center"/>
+            </w:pPr>
+            <w:r>
+              <w:rPr>
+                <w:b/>
+                <w:color w:val="FFFFFF"/>
+                <w:sz w:val="20"/>
+              </w:rPr>
+              <w:t>Delta DVP</w:t>
+            </w:r>
+          </w:p>
+        </w:tc>
+        <w:tc>
+          <w:tcPr>
+            <w:tcW w:type="dxa" w:w="1728"/>
+            <w:shd w:fill="4472C4"/>
+          </w:tcPr>
+          <w:p>
+            <w:pPr>
+              <w:jc w:val="center"/>
+            </w:pPr>
+            <w:r>
+              <w:rPr>
+                <w:b/>
+                <w:color w:val="FFFFFF"/>
+                <w:sz w:val="20"/>
+              </w:rPr>
+              <w:t>Овен ПЛК210</w:t>
+            </w:r>
+          </w:p>
+        </w:tc>
+      </w:tr>
+      <w:tr>
+        <w:tc>
+          <w:tcPr>
+            <w:tcW w:type="dxa" w:w="1728"/>
+          </w:tcPr>
+          <w:p>
+            <w:r>
+              <w:rPr>
+                <w:sz w:val="20"/>
+              </w:rPr>
+              <w:t>Количество дискретных входов</w:t>
+            </w:r>
+          </w:p>
+        </w:tc>
+        <w:tc>
+          <w:tcPr>
+            <w:tcW w:type="dxa" w:w="1728"/>
+          </w:tcPr>
+          <w:p>
+            <w:r>
+              <w:rPr>
+                <w:sz w:val="20"/>
+              </w:rPr>
+              <w:t>14</w:t>
+            </w:r>
+          </w:p>
+        </w:tc>
+        <w:tc>
+          <w:tcPr>
+            <w:tcW w:type="dxa" w:w="1728"/>
+          </w:tcPr>
+          <w:p>
+            <w:r>
+              <w:rPr>
+                <w:sz w:val="20"/>
+              </w:rPr>
+              <w:t>12</w:t>
+            </w:r>
+          </w:p>
+        </w:tc>
+        <w:tc>
+          <w:tcPr>
+            <w:tcW w:type="dxa" w:w="1728"/>
+          </w:tcPr>
+          <w:p>
+            <w:r>
+              <w:rPr>
+                <w:sz w:val="20"/>
+              </w:rPr>
+              <w:t>16</w:t>
+            </w:r>
+          </w:p>
+        </w:tc>
+        <w:tc>
+          <w:tcPr>
+            <w:tcW w:type="dxa" w:w="1728"/>
+          </w:tcPr>
+          <w:p>
+            <w:r>
+              <w:rPr>
+                <w:sz w:val="20"/>
+              </w:rPr>
+              <w:t>24</w:t>
+            </w:r>
+          </w:p>
+        </w:tc>
+      </w:tr>
+      <w:tr>
+        <w:tc>
+          <w:tcPr>
+            <w:tcW w:type="dxa" w:w="1728"/>
+          </w:tcPr>
+          <w:p>
+            <w:r>
+              <w:rPr>
+                <w:sz w:val="20"/>
+              </w:rPr>
+              <w:t>Количество дискретных выходов</w:t>
+            </w:r>
+          </w:p>
+        </w:tc>
+        <w:tc>
+          <w:tcPr>
+            <w:tcW w:type="dxa" w:w="1728"/>
+          </w:tcPr>
+          <w:p>
+            <w:r>
+              <w:rPr>
+                <w:sz w:val="20"/>
+              </w:rPr>
+              <w:t>10</w:t>
+            </w:r>
+          </w:p>
+        </w:tc>
+        <w:tc>
+          <w:tcPr>
+            <w:tcW w:type="dxa" w:w="1728"/>
+          </w:tcPr>
+          <w:p>
+            <w:r>
+              <w:rPr>
+                <w:sz w:val="20"/>
+              </w:rPr>
+              <w:t>8</w:t>
+            </w:r>
+          </w:p>
+        </w:tc>
+        <w:tc>
+          <w:tcPr>
+            <w:tcW w:type="dxa" w:w="1728"/>
+          </w:tcPr>
+          <w:p>
+            <w:r>
+              <w:rPr>
+                <w:sz w:val="20"/>
+              </w:rPr>
+              <w:t>16</w:t>
+            </w:r>
+          </w:p>
+        </w:tc>
+        <w:tc>
+          <w:tcPr>
+            <w:tcW w:type="dxa" w:w="1728"/>
+          </w:tcPr>
+          <w:p>
+            <w:r>
+              <w:rPr>
+                <w:sz w:val="20"/>
+              </w:rPr>
+              <w:t>16</w:t>
+            </w:r>
+          </w:p>
+        </w:tc>
+      </w:tr>
+      <w:tr>
+        <w:tc>
+          <w:tcPr>
+            <w:tcW w:type="dxa" w:w="1728"/>
+          </w:tcPr>
+          <w:p>
+            <w:r>
+              <w:rPr>
+                <w:sz w:val="20"/>
+              </w:rPr>
+              <w:t>Количество аналоговых входов</w:t>
+            </w:r>
+          </w:p>
+        </w:tc>
+        <w:tc>
+          <w:tcPr>
+            <w:tcW w:type="dxa" w:w="1728"/>
+          </w:tcPr>
+          <w:p>
+            <w:r>
+              <w:rPr>
+                <w:sz w:val="20"/>
+              </w:rPr>
+              <w:t>2</w:t>
+            </w:r>
+          </w:p>
+        </w:tc>
+        <w:tc>
+          <w:tcPr>
+            <w:tcW w:type="dxa" w:w="1728"/>
+          </w:tcPr>
+          <w:p>
+            <w:r>
+              <w:rPr>
+                <w:sz w:val="20"/>
+              </w:rPr>
+              <w:t>4</w:t>
+            </w:r>
+          </w:p>
+        </w:tc>
+        <w:tc>
+          <w:tcPr>
+            <w:tcW w:type="dxa" w:w="1728"/>
+          </w:tcPr>
+          <w:p>
+            <w:r>
+              <w:rPr>
+                <w:sz w:val="20"/>
+              </w:rPr>
+              <w:t>4</w:t>
+            </w:r>
+          </w:p>
+        </w:tc>
+        <w:tc>
+          <w:tcPr>
+            <w:tcW w:type="dxa" w:w="1728"/>
+          </w:tcPr>
+          <w:p>
+            <w:r>
+              <w:rPr>
+                <w:sz w:val="20"/>
+              </w:rPr>
+              <w:t>8</w:t>
+            </w:r>
+          </w:p>
+        </w:tc>
+      </w:tr>
+      <w:tr>
+        <w:tc>
+          <w:tcPr>
+            <w:tcW w:type="dxa" w:w="1728"/>
+          </w:tcPr>
+          <w:p>
+            <w:r>
+              <w:rPr>
+                <w:sz w:val="20"/>
+              </w:rPr>
+              <w:t>Объём памяти программ (Кб)</w:t>
+            </w:r>
+          </w:p>
+        </w:tc>
+        <w:tc>
+          <w:tcPr>
+            <w:tcW w:type="dxa" w:w="1728"/>
+          </w:tcPr>
+          <w:p>
+            <w:r>
+              <w:rPr>
+                <w:sz w:val="20"/>
+              </w:rPr>
+              <w:t>100</w:t>
+            </w:r>
+          </w:p>
+        </w:tc>
+        <w:tc>
+          <w:tcPr>
+            <w:tcW w:type="dxa" w:w="1728"/>
+          </w:tcPr>
+          <w:p>
+            <w:r>
+              <w:rPr>
+                <w:sz w:val="20"/>
+              </w:rPr>
+              <w:t>32</w:t>
+            </w:r>
+          </w:p>
+        </w:tc>
+        <w:tc>
+          <w:tcPr>
+            <w:tcW w:type="dxa" w:w="1728"/>
+          </w:tcPr>
+          <w:p>
+            <w:r>
+              <w:rPr>
+                <w:sz w:val="20"/>
+              </w:rPr>
+              <w:t>64</w:t>
+            </w:r>
+          </w:p>
+        </w:tc>
+        <w:tc>
+          <w:tcPr>
+            <w:tcW w:type="dxa" w:w="1728"/>
+          </w:tcPr>
+          <w:p>
+            <w:r>
+              <w:rPr>
+                <w:sz w:val="20"/>
+              </w:rPr>
+              <w:t>128</w:t>
+            </w:r>
+          </w:p>
+        </w:tc>
+      </w:tr>
+      <w:tr>
+        <w:tc>
+          <w:tcPr>
+            <w:tcW w:type="dxa" w:w="1728"/>
+          </w:tcPr>
+          <w:p>
+            <w:r>
+              <w:rPr>
+                <w:sz w:val="20"/>
+              </w:rPr>
+              <w:t>Скорость обмена (Кбод)</w:t>
+            </w:r>
+          </w:p>
+        </w:tc>
+        <w:tc>
+          <w:tcPr>
+            <w:tcW w:type="dxa" w:w="1728"/>
+          </w:tcPr>
+          <w:p>
+            <w:r>
+              <w:rPr>
+                <w:sz w:val="20"/>
+              </w:rPr>
+              <w:t>1500</w:t>
+            </w:r>
+          </w:p>
+        </w:tc>
+        <w:tc>
+          <w:tcPr>
+            <w:tcW w:type="dxa" w:w="1728"/>
+          </w:tcPr>
+          <w:p>
+            <w:r>
+              <w:rPr>
+                <w:sz w:val="20"/>
+              </w:rPr>
+              <w:t>115</w:t>
+            </w:r>
+          </w:p>
+        </w:tc>
+        <w:tc>
+          <w:tcPr>
+            <w:tcW w:type="dxa" w:w="1728"/>
+          </w:tcPr>
+          <w:p>
+            <w:r>
+              <w:rPr>
+                <w:sz w:val="20"/>
+              </w:rPr>
+              <w:t>115</w:t>
+            </w:r>
+          </w:p>
+        </w:tc>
+        <w:tc>
+          <w:tcPr>
+            <w:tcW w:type="dxa" w:w="1728"/>
+          </w:tcPr>
+          <w:p>
+            <w:r>
+              <w:rPr>
+                <w:sz w:val="20"/>
+              </w:rPr>
+              <w:t>115</w:t>
+            </w:r>
+          </w:p>
+        </w:tc>
+      </w:tr>
+      <w:tr>
+        <w:tc>
+          <w:tcPr>
+            <w:tcW w:type="dxa" w:w="1728"/>
+          </w:tcPr>
+          <w:p>
+            <w:r>
+              <w:rPr>
+                <w:sz w:val="20"/>
+              </w:rPr>
+              <w:t>Интерфейсы связи</w:t>
+            </w:r>
+          </w:p>
+        </w:tc>
+        <w:tc>
+          <w:tcPr>
+            <w:tcW w:type="dxa" w:w="1728"/>
+          </w:tcPr>
+          <w:p>
+            <w:r>
+              <w:rPr>
+                <w:sz w:val="20"/>
+              </w:rPr>
+              <w:t>PROFINET, RS-485</w:t>
+            </w:r>
+          </w:p>
+        </w:tc>
+        <w:tc>
+          <w:tcPr>
+            <w:tcW w:type="dxa" w:w="1728"/>
+          </w:tcPr>
+          <w:p>
+            <w:r>
+              <w:rPr>
+                <w:sz w:val="20"/>
+              </w:rPr>
+              <w:t>RS-485, Ethernet</w:t>
+            </w:r>
+          </w:p>
+        </w:tc>
+        <w:tc>
+          <w:tcPr>
+            <w:tcW w:type="dxa" w:w="1728"/>
+          </w:tcPr>
+          <w:p>
+            <w:r>
+              <w:rPr>
+                <w:sz w:val="20"/>
+              </w:rPr>
+              <w:t>RS-232, RS-485</w:t>
+            </w:r>
+          </w:p>
+        </w:tc>
+        <w:tc>
+          <w:tcPr>
+            <w:tcW w:type="dxa" w:w="1728"/>
+          </w:tcPr>
+          <w:p>
+            <w:r>
+              <w:rPr>
+                <w:sz w:val="20"/>
+              </w:rPr>
+              <w:t>RS-485, Ethernet</w:t>
+            </w:r>
+          </w:p>
+        </w:tc>
+      </w:tr>
+      <w:tr>
+        <w:tc>
+          <w:tcPr>
+            <w:tcW w:type="dxa" w:w="1728"/>
+          </w:tcPr>
+          <w:p>
+            <w:r>
+              <w:rPr>
+                <w:sz w:val="20"/>
+              </w:rPr>
+              <w:t>Программирование</w:t>
+            </w:r>
+          </w:p>
+        </w:tc>
+        <w:tc>
+          <w:tcPr>
+            <w:tcW w:type="dxa" w:w="1728"/>
+          </w:tcPr>
+          <w:p>
+            <w:r>
+              <w:rPr>
+                <w:sz w:val="20"/>
+              </w:rPr>
+              <w:t>TIA Portal</w:t>
+            </w:r>
+          </w:p>
+        </w:tc>
+        <w:tc>
+          <w:tcPr>
+            <w:tcW w:type="dxa" w:w="1728"/>
+          </w:tcPr>
+          <w:p>
+            <w:r>
+              <w:rPr>
+                <w:sz w:val="20"/>
+              </w:rPr>
+              <w:t>Owen Logic</w:t>
+            </w:r>
+          </w:p>
+        </w:tc>
+        <w:tc>
+          <w:tcPr>
+            <w:tcW w:type="dxa" w:w="1728"/>
+          </w:tcPr>
+          <w:p>
+            <w:r>
+              <w:rPr>
+                <w:sz w:val="20"/>
+              </w:rPr>
+              <w:t>WPLSoft</w:t>
+            </w:r>
+          </w:p>
+        </w:tc>
+        <w:tc>
+          <w:tcPr>
+            <w:tcW w:type="dxa" w:w="1728"/>
+          </w:tcPr>
+          <w:p>
+            <w:r>
+              <w:rPr>
+                <w:sz w:val="20"/>
+              </w:rPr>
+              <w:t>Owen Logic</w:t>
+            </w:r>
+          </w:p>
+        </w:tc>
+      </w:tr>
+    </w:tbl>
+    <w:p>
+      <w:pPr>
+        <w:jc w:val="center"/>
+      </w:pPr>
+      <w:r>
+        <w:rPr>
+          <w:i/>
+          <w:sz w:val="18"/>
+        </w:rPr>
+        <w:t>Таблица 1. Сравнительные характеристики ПЛК, применяемых в КИПиА</w:t>
       </w:r>
     </w:p>
     <w:p>
@@ -861,6 +1454,7 @@
         <w:t>Архитектура OPC UA основана на информационной модели, описывающей данные в виде узлов (Nodes) с атрибутами и ссылками. Узлы организованы в адресное пространство, где каждый объект (датчик, клапан, ПЛК) представлен с его свойствами, методами и событиями. Это позволяет не только передавать значения, но и описывать семантику данных (единицы измерения, диапазоны, статус качества). Безопасность обеспечивается аутентификацией, шифрованием (TLS) и контролем доступа.</w:t>
       </w:r>
     </w:p>
+    <w:p/>
     <w:p>
       <w:pPr>
         <w:spacing w:after="40" w:line="360" w:lineRule="auto"/>
@@ -874,6 +1468,387 @@
           <w:sz w:val="28"/>
         </w:rPr>
         <w:t>При наладке АСУ ТП с использованием OPC UA наладчик: настраивает OPC UA-сервер на ПЛК (определяет узлы для публикации, настраивает безопасность); подключает SCADA-систему как OPC UA-клиент; проверяет доступность узлов и корректность значений; настраивает подписки на изменения переменных. Преимущества OPC UA перед Modbus: независимость от платформы, встроенная безопасность, семантическое описание данных, возможность горизонтального и вертикального обмена (от датчика до облака).</w:t>
+      </w:r>
+    </w:p>
+    <w:tbl>
+      <w:tblPr>
+        <w:tblStyle w:val="TableGrid"/>
+        <w:tblW w:type="auto" w:w="0"/>
+        <w:tblLook w:firstColumn="1" w:firstRow="1" w:lastColumn="0" w:lastRow="0" w:noHBand="0" w:noVBand="1" w:val="04A0"/>
+      </w:tblPr>
+      <w:tblGrid>
+        <w:gridCol w:w="2880"/>
+        <w:gridCol w:w="2880"/>
+        <w:gridCol w:w="2880"/>
+      </w:tblGrid>
+      <w:tr>
+        <w:tc>
+          <w:tcPr>
+            <w:tcW w:type="dxa" w:w="2880"/>
+            <w:shd w:fill="4472C4"/>
+          </w:tcPr>
+          <w:p>
+            <w:pPr>
+              <w:jc w:val="center"/>
+            </w:pPr>
+            <w:r>
+              <w:rPr>
+                <w:b/>
+                <w:color w:val="FFFFFF"/>
+                <w:sz w:val="20"/>
+              </w:rPr>
+              <w:t>Компонент SCADA</w:t>
+            </w:r>
+          </w:p>
+        </w:tc>
+        <w:tc>
+          <w:tcPr>
+            <w:tcW w:type="dxa" w:w="2880"/>
+            <w:shd w:fill="4472C4"/>
+          </w:tcPr>
+          <w:p>
+            <w:pPr>
+              <w:jc w:val="center"/>
+            </w:pPr>
+            <w:r>
+              <w:rPr>
+                <w:b/>
+                <w:color w:val="FFFFFF"/>
+                <w:sz w:val="20"/>
+              </w:rPr>
+              <w:t>Назначение</w:t>
+            </w:r>
+          </w:p>
+        </w:tc>
+        <w:tc>
+          <w:tcPr>
+            <w:tcW w:type="dxa" w:w="2880"/>
+            <w:shd w:fill="4472C4"/>
+          </w:tcPr>
+          <w:p>
+            <w:pPr>
+              <w:jc w:val="center"/>
+            </w:pPr>
+            <w:r>
+              <w:rPr>
+                <w:b/>
+                <w:color w:val="FFFFFF"/>
+                <w:sz w:val="20"/>
+              </w:rPr>
+              <w:t>Примеры</w:t>
+            </w:r>
+          </w:p>
+        </w:tc>
+      </w:tr>
+      <w:tr>
+        <w:tc>
+          <w:tcPr>
+            <w:tcW w:type="dxa" w:w="2880"/>
+          </w:tcPr>
+          <w:p>
+            <w:r>
+              <w:rPr>
+                <w:sz w:val="20"/>
+              </w:rPr>
+              <w:t>Сервер ввода-вывода</w:t>
+            </w:r>
+          </w:p>
+        </w:tc>
+        <w:tc>
+          <w:tcPr>
+            <w:tcW w:type="dxa" w:w="2880"/>
+          </w:tcPr>
+          <w:p>
+            <w:r>
+              <w:rPr>
+                <w:sz w:val="20"/>
+              </w:rPr>
+              <w:t>Опрос контроллеров, сбор данных</w:t>
+            </w:r>
+          </w:p>
+        </w:tc>
+        <w:tc>
+          <w:tcPr>
+            <w:tcW w:type="dxa" w:w="2880"/>
+          </w:tcPr>
+          <w:p>
+            <w:r>
+              <w:rPr>
+                <w:sz w:val="20"/>
+              </w:rPr>
+              <w:t>Trace Mode, Siemens WinCC, SCADA Infinity</w:t>
+            </w:r>
+          </w:p>
+        </w:tc>
+      </w:tr>
+      <w:tr>
+        <w:tc>
+          <w:tcPr>
+            <w:tcW w:type="dxa" w:w="2880"/>
+          </w:tcPr>
+          <w:p>
+            <w:r>
+              <w:rPr>
+                <w:sz w:val="20"/>
+              </w:rPr>
+              <w:t>Сервер базы данных</w:t>
+            </w:r>
+          </w:p>
+        </w:tc>
+        <w:tc>
+          <w:tcPr>
+            <w:tcW w:type="dxa" w:w="2880"/>
+          </w:tcPr>
+          <w:p>
+            <w:r>
+              <w:rPr>
+                <w:sz w:val="20"/>
+              </w:rPr>
+              <w:t>Хранение архивов технологических параметров</w:t>
+            </w:r>
+          </w:p>
+        </w:tc>
+        <w:tc>
+          <w:tcPr>
+            <w:tcW w:type="dxa" w:w="2880"/>
+          </w:tcPr>
+          <w:p>
+            <w:r>
+              <w:rPr>
+                <w:sz w:val="20"/>
+              </w:rPr>
+              <w:t>SQL Server, PostgreSQL, встроенная БД</w:t>
+            </w:r>
+          </w:p>
+        </w:tc>
+      </w:tr>
+      <w:tr>
+        <w:tc>
+          <w:tcPr>
+            <w:tcW w:type="dxa" w:w="2880"/>
+          </w:tcPr>
+          <w:p>
+            <w:r>
+              <w:rPr>
+                <w:sz w:val="20"/>
+              </w:rPr>
+              <w:t>АРМ оператора</w:t>
+            </w:r>
+          </w:p>
+        </w:tc>
+        <w:tc>
+          <w:tcPr>
+            <w:tcW w:type="dxa" w:w="2880"/>
+          </w:tcPr>
+          <w:p>
+            <w:r>
+              <w:rPr>
+                <w:sz w:val="20"/>
+              </w:rPr>
+              <w:t>Отображение мнемосхем, управление</w:t>
+            </w:r>
+          </w:p>
+        </w:tc>
+        <w:tc>
+          <w:tcPr>
+            <w:tcW w:type="dxa" w:w="2880"/>
+          </w:tcPr>
+          <w:p>
+            <w:r>
+              <w:rPr>
+                <w:sz w:val="20"/>
+              </w:rPr>
+              <w:t>Рабочая станция с HMI-интерфейсом</w:t>
+            </w:r>
+          </w:p>
+        </w:tc>
+      </w:tr>
+      <w:tr>
+        <w:tc>
+          <w:tcPr>
+            <w:tcW w:type="dxa" w:w="2880"/>
+          </w:tcPr>
+          <w:p>
+            <w:r>
+              <w:rPr>
+                <w:sz w:val="20"/>
+              </w:rPr>
+              <w:t>Веб-сервер</w:t>
+            </w:r>
+          </w:p>
+        </w:tc>
+        <w:tc>
+          <w:tcPr>
+            <w:tcW w:type="dxa" w:w="2880"/>
+          </w:tcPr>
+          <w:p>
+            <w:r>
+              <w:rPr>
+                <w:sz w:val="20"/>
+              </w:rPr>
+              <w:t>Удалённый доступ к данным АСУ ТП</w:t>
+            </w:r>
+          </w:p>
+        </w:tc>
+        <w:tc>
+          <w:tcPr>
+            <w:tcW w:type="dxa" w:w="2880"/>
+          </w:tcPr>
+          <w:p>
+            <w:r>
+              <w:rPr>
+                <w:sz w:val="20"/>
+              </w:rPr>
+              <w:t>Web-клиент SCADA-системы</w:t>
+            </w:r>
+          </w:p>
+        </w:tc>
+      </w:tr>
+      <w:tr>
+        <w:tc>
+          <w:tcPr>
+            <w:tcW w:type="dxa" w:w="2880"/>
+          </w:tcPr>
+          <w:p>
+            <w:r>
+              <w:rPr>
+                <w:sz w:val="20"/>
+              </w:rPr>
+              <w:t>Модуль отчётов</w:t>
+            </w:r>
+          </w:p>
+        </w:tc>
+        <w:tc>
+          <w:tcPr>
+            <w:tcW w:type="dxa" w:w="2880"/>
+          </w:tcPr>
+          <w:p>
+            <w:r>
+              <w:rPr>
+                <w:sz w:val="20"/>
+              </w:rPr>
+              <w:t>Формирование рапортов и журналов</w:t>
+            </w:r>
+          </w:p>
+        </w:tc>
+        <w:tc>
+          <w:tcPr>
+            <w:tcW w:type="dxa" w:w="2880"/>
+          </w:tcPr>
+          <w:p>
+            <w:r>
+              <w:rPr>
+                <w:sz w:val="20"/>
+              </w:rPr>
+              <w:t>Генератор отчётов, Excel-экспорт</w:t>
+            </w:r>
+          </w:p>
+        </w:tc>
+      </w:tr>
+      <w:tr>
+        <w:tc>
+          <w:tcPr>
+            <w:tcW w:type="dxa" w:w="2880"/>
+          </w:tcPr>
+          <w:p>
+            <w:r>
+              <w:rPr>
+                <w:sz w:val="20"/>
+              </w:rPr>
+              <w:t>Модуль аварийной сигнализации</w:t>
+            </w:r>
+          </w:p>
+        </w:tc>
+        <w:tc>
+          <w:tcPr>
+            <w:tcW w:type="dxa" w:w="2880"/>
+          </w:tcPr>
+          <w:p>
+            <w:r>
+              <w:rPr>
+                <w:sz w:val="20"/>
+              </w:rPr>
+              <w:t>Регистрация и оповещение о нарушениях</w:t>
+            </w:r>
+          </w:p>
+        </w:tc>
+        <w:tc>
+          <w:tcPr>
+            <w:tcW w:type="dxa" w:w="2880"/>
+          </w:tcPr>
+          <w:p>
+            <w:r>
+              <w:rPr>
+                <w:sz w:val="20"/>
+              </w:rPr>
+              <w:t>Система ALARM, SMS/E-mail уведомления</w:t>
+            </w:r>
+          </w:p>
+        </w:tc>
+      </w:tr>
+    </w:tbl>
+    <w:p>
+      <w:pPr>
+        <w:jc w:val="center"/>
+      </w:pPr>
+      <w:r>
+        <w:rPr>
+          <w:i/>
+          <w:sz w:val="18"/>
+        </w:rPr>
+        <w:t>Таблица 2. Компоненты SCADA-системы и их функции в АСУ ТП</w:t>
+      </w:r>
+    </w:p>
+    <w:p/>
+    <w:p>
+      <w:pPr>
+        <w:jc w:val="center"/>
+      </w:pPr>
+      <w:r>
+        <w:drawing>
+          <wp:inline xmlns:a="http://schemas.openxmlformats.org/drawingml/2006/main" xmlns:pic="http://schemas.openxmlformats.org/drawingml/2006/picture">
+            <wp:extent cx="4572000" cy="4422098"/>
+            <wp:docPr id="2" name="Picture 2"/>
+            <wp:cNvGraphicFramePr>
+              <a:graphicFrameLocks noChangeAspect="1"/>
+            </wp:cNvGraphicFramePr>
+            <a:graphic>
+              <a:graphicData uri="http://schemas.openxmlformats.org/drawingml/2006/picture">
+                <pic:pic>
+                  <pic:nvPicPr>
+                    <pic:cNvPr id="0" name="op_08_scada_components.png"/>
+                    <pic:cNvPicPr/>
+                  </pic:nvPicPr>
+                  <pic:blipFill>
+                    <a:blip r:embed="rId9"/>
+                    <a:stretch>
+                      <a:fillRect/>
+                    </a:stretch>
+                  </pic:blipFill>
+                  <pic:spPr>
+                    <a:xfrm>
+                      <a:off x="0" y="0"/>
+                      <a:ext cx="4572000" cy="4422098"/>
+                    </a:xfrm>
+                    <a:prstGeom prst="rect"/>
+                  </pic:spPr>
+                </pic:pic>
+              </a:graphicData>
+            </a:graphic>
+          </wp:inline>
+        </w:drawing>
+      </w:r>
+    </w:p>
+    <w:p>
+      <w:pPr>
+        <w:jc w:val="center"/>
+      </w:pPr>
+      <w:r>
+        <w:rPr>
+          <w:i/>
+          <w:sz w:val="18"/>
+        </w:rPr>
+        <w:t>Рисунок 1. Структура компонентов АСУ ТП на базе ПЛК и SCADA</w:t>
       </w:r>
     </w:p>
     <w:p>
